--- a/lab3/ЛР3_Кравченко_ІР-31.docx
+++ b/lab3/ЛР3_Кравченко_ІР-31.docx
@@ -8166,7 +8166,7 @@
       <w:r>
         <w:drawing>
           <wp:inline xmlns:pic="http://schemas.openxmlformats.org/drawingml/2006/picture">
-            <wp:extent cx="9118800" cy="5220428"/>
+            <wp:extent cx="9082800" cy="5219221"/>
             <wp:docPr id="7" name="Picture 7"/>
             <wp:cNvGraphicFramePr>
               <a:graphicFrameLocks noChangeAspect="1"/>
@@ -8187,7 +8187,7 @@
                   <pic:spPr>
                     <a:xfrm>
                       <a:off x="0" y="0"/>
-                      <a:ext cx="9118800" cy="5220428"/>
+                      <a:ext cx="9082800" cy="5219221"/>
                     </a:xfrm>
                     <a:prstGeom prst="rect"/>
                   </pic:spPr>
